--- a/public/docs/surat-pernyataan-pengembangan/lunas.docx
+++ b/public/docs/surat-pernyataan-pengembangan/lunas.docx
@@ -1,6 +1,6 @@
 
 <file path=word/document.xml><?xml version="1.0" encoding="utf-8"?>
-<w:document xmlns:wpc="http://schemas.microsoft.com/office/word/2010/wordprocessingCanvas" xmlns:cx="http://schemas.microsoft.com/office/drawing/2014/chartex" xmlns:cx1="http://schemas.microsoft.com/office/drawing/2015/9/8/chartex" xmlns:cx2="http://schemas.microsoft.com/office/drawing/2015/10/21/chartex" xmlns:cx3="http://schemas.microsoft.com/office/drawing/2016/5/9/chartex" xmlns:cx4="http://schemas.microsoft.com/office/drawing/2016/5/10/chartex" xmlns:cx5="http://schemas.microsoft.com/office/drawing/2016/5/11/chartex" xmlns:cx6="http://schemas.microsoft.com/office/drawing/2016/5/12/chartex" xmlns:cx7="http://schemas.microsoft.com/office/drawing/2016/5/13/chartex" xmlns:cx8="http://schemas.microsoft.com/office/drawing/2016/5/14/chartex" xmlns:mc="http://schemas.openxmlformats.org/markup-compatibility/2006" xmlns:aink="http://schemas.microsoft.com/office/drawing/2016/ink" xmlns:am3d="http://schemas.microsoft.com/office/drawing/2017/model3d" xmlns:o="urn:schemas-microsoft-com:office:office" xmlns:oel="http://schemas.microsoft.com/office/2019/extlst" xmlns:r="http://schemas.openxmlformats.org/officeDocument/2006/relationships" xmlns:m="http://schemas.openxmlformats.org/officeDocument/2006/math" xmlns:v="urn:schemas-microsoft-com:vml" xmlns:wp14="http://schemas.microsoft.com/office/word/2010/wordprocessingDrawing" xmlns:wp="http://schemas.openxmlformats.org/drawingml/2006/wordprocessingDrawing" xmlns:w10="urn:schemas-microsoft-com:office:word" xmlns:w="http://schemas.openxmlformats.org/wordprocessingml/2006/main" xmlns:w14="http://schemas.microsoft.com/office/word/2010/wordml" xmlns:w15="http://schemas.microsoft.com/office/word/2012/wordml" xmlns:w16cex="http://schemas.microsoft.com/office/word/2018/wordml/cex" xmlns:w16cid="http://schemas.microsoft.com/office/word/2016/wordml/cid" xmlns:w16="http://schemas.microsoft.com/office/word/2018/wordml" xmlns:w16du="http://schemas.microsoft.com/office/word/2023/wordml/word16du" xmlns:w16sdtdh="http://schemas.microsoft.com/office/word/2020/wordml/sdtdatahash" xmlns:w16sdtfl="http://schemas.microsoft.com/office/word/2024/wordml/sdtformatlock" xmlns:w16se="http://schemas.microsoft.com/office/word/2015/wordml/symex" xmlns:wpg="http://schemas.microsoft.com/office/word/2010/wordprocessingGroup" xmlns:wpi="http://schemas.microsoft.com/office/word/2010/wordprocessingInk" xmlns:wne="http://schemas.microsoft.com/office/word/2006/wordml" xmlns:wps="http://schemas.microsoft.com/office/word/2010/wordprocessingShape" mc:Ignorable="w14 w15 w16se w16cid w16 w16cex w16sdtdh w16sdtfl w16du wp14">
+<w:document xmlns:wpc="http://schemas.microsoft.com/office/word/2010/wordprocessingCanvas" xmlns:cx="http://schemas.microsoft.com/office/drawing/2014/chartex" xmlns:cx1="http://schemas.microsoft.com/office/drawing/2015/9/8/chartex" xmlns:cx2="http://schemas.microsoft.com/office/drawing/2015/10/21/chartex" xmlns:cx3="http://schemas.microsoft.com/office/drawing/2016/5/9/chartex" xmlns:cx4="http://schemas.microsoft.com/office/drawing/2016/5/10/chartex" xmlns:cx5="http://schemas.microsoft.com/office/drawing/2016/5/11/chartex" xmlns:cx6="http://schemas.microsoft.com/office/drawing/2016/5/12/chartex" xmlns:cx7="http://schemas.microsoft.com/office/drawing/2016/5/13/chartex" xmlns:cx8="http://schemas.microsoft.com/office/drawing/2016/5/14/chartex" xmlns:mc="http://schemas.openxmlformats.org/markup-compatibility/2006" xmlns:aink="http://schemas.microsoft.com/office/drawing/2016/ink" xmlns:am3d="http://schemas.microsoft.com/office/drawing/2017/model3d" xmlns:o="urn:schemas-microsoft-com:office:office" xmlns:r="http://schemas.openxmlformats.org/officeDocument/2006/relationships" xmlns:m="http://schemas.openxmlformats.org/officeDocument/2006/math" xmlns:v="urn:schemas-microsoft-com:vml" xmlns:wp14="http://schemas.microsoft.com/office/word/2010/wordprocessingDrawing" xmlns:wp="http://schemas.openxmlformats.org/drawingml/2006/wordprocessingDrawing" xmlns:w10="urn:schemas-microsoft-com:office:word" xmlns:w="http://schemas.openxmlformats.org/wordprocessingml/2006/main" xmlns:w14="http://schemas.microsoft.com/office/word/2010/wordml" xmlns:w15="http://schemas.microsoft.com/office/word/2012/wordml" xmlns:w16cex="http://schemas.microsoft.com/office/word/2018/wordml/cex" xmlns:w16cid="http://schemas.microsoft.com/office/word/2016/wordml/cid" xmlns:w16="http://schemas.microsoft.com/office/word/2018/wordml" xmlns:w16se="http://schemas.microsoft.com/office/word/2015/wordml/symex" xmlns:wpg="http://schemas.microsoft.com/office/word/2010/wordprocessingGroup" xmlns:wpi="http://schemas.microsoft.com/office/word/2010/wordprocessingInk" xmlns:wne="http://schemas.microsoft.com/office/word/2006/wordml" xmlns:wps="http://schemas.microsoft.com/office/word/2010/wordprocessingShape" mc:Ignorable="w14 w15 w16se w16cid w16 w16cex wp14">
   <w:body>
     <w:p>
       <w:pPr>
@@ -163,40 +163,41 @@
                               <w:rPr>
                                 <w:rFonts w:ascii="Times New Roman"/>
                                 <w:sz w:val="18"/>
+                                <w:lang w:val="en-US"/>
                               </w:rPr>
-                              <w:t>202</w:t>
+                              <w:t>${</w:t>
                             </w:r>
+                            <w:proofErr w:type="spellStart"/>
                             <w:r>
                               <w:rPr>
                                 <w:rFonts w:ascii="Times New Roman"/>
                                 <w:sz w:val="18"/>
                                 <w:lang w:val="en-US"/>
                               </w:rPr>
-                              <w:t>6</w:t>
+                              <w:t>school_year</w:t>
                             </w:r>
-                            <w:r>
-                              <w:rPr>
-                                <w:rFonts w:ascii="Times New Roman"/>
-                                <w:spacing w:val="2"/>
-                                <w:sz w:val="18"/>
-                              </w:rPr>
-                              <w:t xml:space="preserve"> </w:t>
-                            </w:r>
-                            <w:r>
-                              <w:rPr>
-                                <w:rFonts w:ascii="Times New Roman"/>
-                                <w:sz w:val="18"/>
-                              </w:rPr>
-                              <w:t>- 202</w:t>
-                            </w:r>
+                            <w:proofErr w:type="spellEnd"/>
                             <w:r>
                               <w:rPr>
                                 <w:rFonts w:ascii="Times New Roman"/>
                                 <w:sz w:val="18"/>
                                 <w:lang w:val="en-US"/>
                               </w:rPr>
-                              <w:t>7</w:t>
+                              <w:t>}</w:t>
                             </w:r>
+                          </w:p>
+                          <w:p>
+                            <w:pPr>
+                              <w:spacing w:before="74"/>
+                              <w:ind w:left="149"/>
+                              <w:rPr>
+                                <w:rFonts w:ascii="Times New Roman"/>
+                                <w:sz w:val="18"/>
+                                <w:lang w:val="en-US"/>
+                              </w:rPr>
+                            </w:pPr>
+                            <w:bookmarkStart w:id="0" w:name="_GoBack"/>
+                            <w:bookmarkEnd w:id="0"/>
                           </w:p>
                         </w:txbxContent>
                       </wps:txbx>
@@ -221,7 +222,7 @@
                 <v:stroke joinstyle="miter"/>
                 <v:path gradientshapeok="t" o:connecttype="rect"/>
               </v:shapetype>
-              <v:shape id="Text Box 7" o:spid="_x0000_s1026" type="#_x0000_t202" style="position:absolute;left:0;text-align:left;margin-left:455.7pt;margin-top:5.55pt;width:121.85pt;height:20.4pt;z-index:15731200;visibility:visible;mso-wrap-style:square;mso-width-percent:0;mso-height-percent:0;mso-wrap-distance-left:9pt;mso-wrap-distance-top:0;mso-wrap-distance-right:9pt;mso-wrap-distance-bottom:0;mso-position-horizontal:absolute;mso-position-horizontal-relative:page;mso-position-vertical:absolute;mso-position-vertical-relative:text;mso-width-percent:0;mso-height-percent:0;mso-width-relative:page;mso-height-relative:page;v-text-anchor:top" o:gfxdata="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" filled="f">
+              <v:shape id="Text Box 7" o:spid="_x0000_s1026" type="#_x0000_t202" style="position:absolute;left:0;text-align:left;margin-left:455.7pt;margin-top:5.55pt;width:121.85pt;height:20.4pt;z-index:15731200;visibility:visible;mso-wrap-style:square;mso-width-percent:0;mso-height-percent:0;mso-wrap-distance-left:9pt;mso-wrap-distance-top:0;mso-wrap-distance-right:9pt;mso-wrap-distance-bottom:0;mso-position-horizontal:absolute;mso-position-horizontal-relative:page;mso-position-vertical:absolute;mso-position-vertical-relative:text;mso-width-percent:0;mso-height-percent:0;mso-width-relative:page;mso-height-relative:page;v-text-anchor:top" o:gfxdata="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" filled="f">
                 <v:textbox inset="0,0,0,0">
                   <w:txbxContent>
                     <w:p>
@@ -266,40 +267,41 @@
                         <w:rPr>
                           <w:rFonts w:ascii="Times New Roman"/>
                           <w:sz w:val="18"/>
+                          <w:lang w:val="en-US"/>
                         </w:rPr>
-                        <w:t>202</w:t>
+                        <w:t>${</w:t>
                       </w:r>
+                      <w:proofErr w:type="spellStart"/>
                       <w:r>
                         <w:rPr>
                           <w:rFonts w:ascii="Times New Roman"/>
                           <w:sz w:val="18"/>
                           <w:lang w:val="en-US"/>
                         </w:rPr>
-                        <w:t>6</w:t>
+                        <w:t>school_year</w:t>
                       </w:r>
-                      <w:r>
-                        <w:rPr>
-                          <w:rFonts w:ascii="Times New Roman"/>
-                          <w:spacing w:val="2"/>
-                          <w:sz w:val="18"/>
-                        </w:rPr>
-                        <w:t xml:space="preserve"> </w:t>
-                      </w:r>
-                      <w:r>
-                        <w:rPr>
-                          <w:rFonts w:ascii="Times New Roman"/>
-                          <w:sz w:val="18"/>
-                        </w:rPr>
-                        <w:t>- 202</w:t>
-                      </w:r>
+                      <w:proofErr w:type="spellEnd"/>
                       <w:r>
                         <w:rPr>
                           <w:rFonts w:ascii="Times New Roman"/>
                           <w:sz w:val="18"/>
                           <w:lang w:val="en-US"/>
                         </w:rPr>
-                        <w:t>7</w:t>
+                        <w:t>}</w:t>
                       </w:r>
+                    </w:p>
+                    <w:p>
+                      <w:pPr>
+                        <w:spacing w:before="74"/>
+                        <w:ind w:left="149"/>
+                        <w:rPr>
+                          <w:rFonts w:ascii="Times New Roman"/>
+                          <w:sz w:val="18"/>
+                          <w:lang w:val="en-US"/>
+                        </w:rPr>
+                      </w:pPr>
+                      <w:bookmarkStart w:id="1" w:name="_GoBack"/>
+                      <w:bookmarkEnd w:id="1"/>
                     </w:p>
                   </w:txbxContent>
                 </v:textbox>
@@ -492,7 +494,7 @@
               </wp:anchor>
             </w:drawing>
           </mc:Choice>
-          <mc:Fallback>
+          <mc:Fallback xmlns:w16sdtfl="http://schemas.microsoft.com/office/word/2024/wordml/sdtformatlock" xmlns:w16sdtdh="http://schemas.microsoft.com/office/word/2020/wordml/sdtdatahash" xmlns:w16du="http://schemas.microsoft.com/office/word/2023/wordml/word16du" xmlns:oel="http://schemas.microsoft.com/office/2019/extlst">
             <w:pict>
               <v:rect w14:anchorId="18BF0756" id="Rectangle 6" o:spid="_x0000_s1027" style="position:absolute;left:0;text-align:left;margin-left:493.1pt;margin-top:16.75pt;width:84.05pt;height:53.8pt;z-index:-487585792;visibility:visible;mso-wrap-style:square;mso-width-percent:0;mso-height-percent:0;mso-wrap-distance-left:9pt;mso-wrap-distance-top:0;mso-wrap-distance-right:9pt;mso-wrap-distance-bottom:0;mso-position-horizontal:absolute;mso-position-horizontal-relative:page;mso-position-vertical:absolute;mso-position-vertical-relative:text;mso-width-percent:0;mso-height-percent:0;mso-width-relative:page;mso-height-relative:page;v-text-anchor:middle" o:gfxdata="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" filled="f">
                 <v:textbox>
@@ -980,7 +982,7 @@
               </wp:inline>
             </w:drawing>
           </mc:Choice>
-          <mc:Fallback>
+          <mc:Fallback xmlns:w16sdtfl="http://schemas.microsoft.com/office/word/2024/wordml/sdtformatlock" xmlns:w16sdtdh="http://schemas.microsoft.com/office/word/2020/wordml/sdtdatahash" xmlns:w16du="http://schemas.microsoft.com/office/word/2023/wordml/word16du" xmlns:oel="http://schemas.microsoft.com/office/2019/extlst">
             <w:pict>
               <v:group w14:anchorId="104E5799" id="Group 4" o:spid="_x0000_s1026" style="width:552.8pt;height:2pt;mso-position-horizontal-relative:char;mso-position-vertical-relative:line" coordsize="11056,40" o:gfxdata="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">
                 <v:rect id="Rectangle 5" o:spid="_x0000_s1027" style="position:absolute;width:11056;height:40;visibility:visible;mso-wrap-style:square;v-text-anchor:top" o:gfxdata="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" fillcolor="#4e6028" stroked="f"/>
@@ -1320,7 +1322,7 @@
               </wp:anchor>
             </w:drawing>
           </mc:Choice>
-          <mc:Fallback>
+          <mc:Fallback xmlns:w16sdtfl="http://schemas.microsoft.com/office/word/2024/wordml/sdtformatlock" xmlns:w16sdtdh="http://schemas.microsoft.com/office/word/2020/wordml/sdtdatahash" xmlns:w16du="http://schemas.microsoft.com/office/word/2023/wordml/word16du" xmlns:oel="http://schemas.microsoft.com/office/2019/extlst">
             <w:pict>
               <v:shape w14:anchorId="5ABD3E96" id="Freeform 3" o:spid="_x0000_s1026" style="position:absolute;margin-left:363.5pt;margin-top:-3.85pt;width:.1pt;height:13.8pt;z-index:-15802368;visibility:visible;mso-wrap-style:square;mso-width-percent:0;mso-height-percent:0;mso-wrap-distance-left:9pt;mso-wrap-distance-top:0;mso-wrap-distance-right:9pt;mso-wrap-distance-bottom:0;mso-position-horizontal:absolute;mso-position-horizontal-relative:page;mso-position-vertical:absolute;mso-position-vertical-relative:text;mso-width-percent:0;mso-height-percent:0;mso-width-relative:page;mso-height-relative:page;v-text-anchor:top" coordsize="2,276" o:gfxdata="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" path="m2,l,,,276,2,xe" fillcolor="black" stroked="f">
                 <v:path arrowok="t" o:connecttype="custom" o:connectlocs="1270,-48895;0,-48895;0,126365;1270,-48895" o:connectangles="0,0,0,0"/>
@@ -1597,7 +1599,7 @@
               </wp:anchor>
             </w:drawing>
           </mc:Choice>
-          <mc:Fallback>
+          <mc:Fallback xmlns:w16sdtfl="http://schemas.microsoft.com/office/word/2024/wordml/sdtformatlock" xmlns:w16sdtdh="http://schemas.microsoft.com/office/word/2020/wordml/sdtdatahash" xmlns:w16du="http://schemas.microsoft.com/office/word/2023/wordml/word16du" xmlns:oel="http://schemas.microsoft.com/office/2019/extlst">
             <w:pict>
               <v:shape w14:anchorId="5EF49506" id="Freeform 2" o:spid="_x0000_s1026" style="position:absolute;margin-left:191.45pt;margin-top:12.2pt;width:317.25pt;height:.1pt;z-index:-15728128;visibility:visible;mso-wrap-style:square;mso-width-percent:0;mso-height-percent:0;mso-wrap-distance-left:0;mso-wrap-distance-top:0;mso-wrap-distance-right:0;mso-wrap-distance-bottom:0;mso-position-horizontal:absolute;mso-position-horizontal-relative:page;mso-position-vertical:absolute;mso-position-vertical-relative:text;mso-width-percent:0;mso-height-percent:0;mso-width-relative:page;mso-height-relative:page;v-text-anchor:top" coordsize="6345,1270" o:gfxdata="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" path="m,l6345,e" filled="f" strokeweight=".25222mm">
                 <v:path arrowok="t" o:connecttype="custom" o:connectlocs="0,0;4029075,0" o:connectangles="0,0"/>
@@ -2527,7 +2529,7 @@
         </w:rPr>
         <w:t xml:space="preserve"> </w:t>
       </w:r>
-      <w:bookmarkStart w:id="0" w:name="_Hlk84260162"/>
+      <w:bookmarkStart w:id="2" w:name="_Hlk84260162"/>
       <w:r>
         <w:rPr>
           <w:i/>
@@ -2554,7 +2556,7 @@
         </w:rPr>
         <w:t>}</w:t>
       </w:r>
-      <w:bookmarkEnd w:id="0"/>
+      <w:bookmarkEnd w:id="2"/>
     </w:p>
     <w:p>
       <w:pPr>
@@ -2876,7 +2878,7 @@
         <w:spacing w:before="0"/>
         <w:ind w:left="1134" w:hanging="425"/>
       </w:pPr>
-      <w:bookmarkStart w:id="1" w:name="_Hlk142463415"/>
+      <w:bookmarkStart w:id="3" w:name="_Hlk142463415"/>
       <w:r>
         <w:rPr>
           <w:lang w:val="en-US"/>
@@ -3094,8 +3096,16 @@
         <w:rPr>
           <w:lang w:val="en-US"/>
         </w:rPr>
-        <w:t xml:space="preserve"> Juli</w:t>
-      </w:r>
+        <w:t xml:space="preserve"> </w:t>
+      </w:r>
+      <w:proofErr w:type="spellStart"/>
+      <w:r>
+        <w:rPr>
+          <w:lang w:val="en-US"/>
+        </w:rPr>
+        <w:t>Juli</w:t>
+      </w:r>
+      <w:proofErr w:type="spellEnd"/>
       <w:r>
         <w:rPr>
           <w:lang w:val="en-US"/>
@@ -3324,7 +3334,7 @@
         <w:t>).</w:t>
       </w:r>
     </w:p>
-    <w:bookmarkEnd w:id="1"/>
+    <w:bookmarkEnd w:id="3"/>
     <w:p>
       <w:pPr>
         <w:pStyle w:val="BodyText"/>
@@ -3780,8 +3790,8 @@
           <w:spacing w:val="-3"/>
         </w:rPr>
       </w:pPr>
-      <w:bookmarkStart w:id="2" w:name="_Hlk113976997"/>
-      <w:bookmarkStart w:id="3" w:name="_Hlk113976962"/>
+      <w:bookmarkStart w:id="4" w:name="_Hlk113976997"/>
+      <w:bookmarkStart w:id="5" w:name="_Hlk113976962"/>
       <w:r>
         <w:rPr>
           <w:color w:val="000000"/>
@@ -3789,9 +3799,9 @@
         </w:rPr>
         <w:t>Bersedia menaati kebijakan, peraturan dan tata tertib yang berlaku di Yayasan Paratha Bhakti.</w:t>
       </w:r>
-      <w:bookmarkEnd w:id="2"/>
+      <w:bookmarkEnd w:id="4"/>
     </w:p>
-    <w:bookmarkEnd w:id="3"/>
+    <w:bookmarkEnd w:id="5"/>
     <w:p>
       <w:pPr>
         <w:tabs>
@@ -4036,7 +4046,7 @@
 </file>
 
 <file path=word/numbering.xml><?xml version="1.0" encoding="utf-8"?>
-<w:numbering xmlns:wpc="http://schemas.microsoft.com/office/word/2010/wordprocessingCanvas" xmlns:cx="http://schemas.microsoft.com/office/drawing/2014/chartex" xmlns:cx1="http://schemas.microsoft.com/office/drawing/2015/9/8/chartex" xmlns:cx2="http://schemas.microsoft.com/office/drawing/2015/10/21/chartex" xmlns:cx3="http://schemas.microsoft.com/office/drawing/2016/5/9/chartex" xmlns:cx4="http://schemas.microsoft.com/office/drawing/2016/5/10/chartex" xmlns:cx5="http://schemas.microsoft.com/office/drawing/2016/5/11/chartex" xmlns:cx6="http://schemas.microsoft.com/office/drawing/2016/5/12/chartex" xmlns:cx7="http://schemas.microsoft.com/office/drawing/2016/5/13/chartex" xmlns:cx8="http://schemas.microsoft.com/office/drawing/2016/5/14/chartex" xmlns:mc="http://schemas.openxmlformats.org/markup-compatibility/2006" xmlns:aink="http://schemas.microsoft.com/office/drawing/2016/ink" xmlns:am3d="http://schemas.microsoft.com/office/drawing/2017/model3d" xmlns:o="urn:schemas-microsoft-com:office:office" xmlns:oel="http://schemas.microsoft.com/office/2019/extlst" xmlns:r="http://schemas.openxmlformats.org/officeDocument/2006/relationships" xmlns:m="http://schemas.openxmlformats.org/officeDocument/2006/math" xmlns:v="urn:schemas-microsoft-com:vml" xmlns:wp14="http://schemas.microsoft.com/office/word/2010/wordprocessingDrawing" xmlns:wp="http://schemas.openxmlformats.org/drawingml/2006/wordprocessingDrawing" xmlns:w10="urn:schemas-microsoft-com:office:word" xmlns:w="http://schemas.openxmlformats.org/wordprocessingml/2006/main" xmlns:w14="http://schemas.microsoft.com/office/word/2010/wordml" xmlns:w15="http://schemas.microsoft.com/office/word/2012/wordml" xmlns:w16cex="http://schemas.microsoft.com/office/word/2018/wordml/cex" xmlns:w16cid="http://schemas.microsoft.com/office/word/2016/wordml/cid" xmlns:w16="http://schemas.microsoft.com/office/word/2018/wordml" xmlns:w16du="http://schemas.microsoft.com/office/word/2023/wordml/word16du" xmlns:w16sdtdh="http://schemas.microsoft.com/office/word/2020/wordml/sdtdatahash" xmlns:w16sdtfl="http://schemas.microsoft.com/office/word/2024/wordml/sdtformatlock" xmlns:w16se="http://schemas.microsoft.com/office/word/2015/wordml/symex" xmlns:wpg="http://schemas.microsoft.com/office/word/2010/wordprocessingGroup" xmlns:wpi="http://schemas.microsoft.com/office/word/2010/wordprocessingInk" xmlns:wne="http://schemas.microsoft.com/office/word/2006/wordml" xmlns:wps="http://schemas.microsoft.com/office/word/2010/wordprocessingShape" mc:Ignorable="w14 w15 w16se w16cid w16 w16cex w16sdtdh w16sdtfl w16du wp14">
+<w:numbering xmlns:wpc="http://schemas.microsoft.com/office/word/2010/wordprocessingCanvas" xmlns:cx="http://schemas.microsoft.com/office/drawing/2014/chartex" xmlns:cx1="http://schemas.microsoft.com/office/drawing/2015/9/8/chartex" xmlns:cx2="http://schemas.microsoft.com/office/drawing/2015/10/21/chartex" xmlns:cx3="http://schemas.microsoft.com/office/drawing/2016/5/9/chartex" xmlns:cx4="http://schemas.microsoft.com/office/drawing/2016/5/10/chartex" xmlns:cx5="http://schemas.microsoft.com/office/drawing/2016/5/11/chartex" xmlns:cx6="http://schemas.microsoft.com/office/drawing/2016/5/12/chartex" xmlns:cx7="http://schemas.microsoft.com/office/drawing/2016/5/13/chartex" xmlns:cx8="http://schemas.microsoft.com/office/drawing/2016/5/14/chartex" xmlns:mc="http://schemas.openxmlformats.org/markup-compatibility/2006" xmlns:aink="http://schemas.microsoft.com/office/drawing/2016/ink" xmlns:am3d="http://schemas.microsoft.com/office/drawing/2017/model3d" xmlns:o="urn:schemas-microsoft-com:office:office" xmlns:r="http://schemas.openxmlformats.org/officeDocument/2006/relationships" xmlns:m="http://schemas.openxmlformats.org/officeDocument/2006/math" xmlns:v="urn:schemas-microsoft-com:vml" xmlns:wp14="http://schemas.microsoft.com/office/word/2010/wordprocessingDrawing" xmlns:wp="http://schemas.openxmlformats.org/drawingml/2006/wordprocessingDrawing" xmlns:w10="urn:schemas-microsoft-com:office:word" xmlns:w="http://schemas.openxmlformats.org/wordprocessingml/2006/main" xmlns:w14="http://schemas.microsoft.com/office/word/2010/wordml" xmlns:w15="http://schemas.microsoft.com/office/word/2012/wordml" xmlns:w16cex="http://schemas.microsoft.com/office/word/2018/wordml/cex" xmlns:w16cid="http://schemas.microsoft.com/office/word/2016/wordml/cid" xmlns:w16="http://schemas.microsoft.com/office/word/2018/wordml" xmlns:w16se="http://schemas.microsoft.com/office/word/2015/wordml/symex" xmlns:wpg="http://schemas.microsoft.com/office/word/2010/wordprocessingGroup" xmlns:wpi="http://schemas.microsoft.com/office/word/2010/wordprocessingInk" xmlns:wne="http://schemas.microsoft.com/office/word/2006/wordml" xmlns:wps="http://schemas.microsoft.com/office/word/2010/wordprocessingShape" mc:Ignorable="w14 w15 w16se w16cid w16 w16cex wp14">
   <w:abstractNum w:abstractNumId="0" w15:restartNumberingAfterBreak="0">
     <w:nsid w:val="54E81014"/>
     <w:multiLevelType w:val="hybridMultilevel"/>
@@ -4631,26 +4641,26 @@
       </w:rPr>
     </w:lvl>
   </w:abstractNum>
-  <w:num w:numId="1" w16cid:durableId="896814967">
+  <w:num w:numId="1">
     <w:abstractNumId w:val="3"/>
   </w:num>
-  <w:num w:numId="2" w16cid:durableId="411969462">
+  <w:num w:numId="2">
     <w:abstractNumId w:val="4"/>
   </w:num>
-  <w:num w:numId="3" w16cid:durableId="979269257">
+  <w:num w:numId="3">
     <w:abstractNumId w:val="2"/>
   </w:num>
-  <w:num w:numId="4" w16cid:durableId="263925637">
+  <w:num w:numId="4">
     <w:abstractNumId w:val="0"/>
   </w:num>
-  <w:num w:numId="5" w16cid:durableId="789856665">
+  <w:num w:numId="5">
     <w:abstractNumId w:val="1"/>
   </w:num>
 </w:numbering>
 </file>
 
 <file path=word/styles.xml><?xml version="1.0" encoding="utf-8"?>
-<w:styles xmlns:mc="http://schemas.openxmlformats.org/markup-compatibility/2006" xmlns:r="http://schemas.openxmlformats.org/officeDocument/2006/relationships" xmlns:w="http://schemas.openxmlformats.org/wordprocessingml/2006/main" xmlns:w14="http://schemas.microsoft.com/office/word/2010/wordml" xmlns:w15="http://schemas.microsoft.com/office/word/2012/wordml" xmlns:w16cex="http://schemas.microsoft.com/office/word/2018/wordml/cex" xmlns:w16cid="http://schemas.microsoft.com/office/word/2016/wordml/cid" xmlns:w16="http://schemas.microsoft.com/office/word/2018/wordml" xmlns:w16du="http://schemas.microsoft.com/office/word/2023/wordml/word16du" xmlns:w16sdtdh="http://schemas.microsoft.com/office/word/2020/wordml/sdtdatahash" xmlns:w16sdtfl="http://schemas.microsoft.com/office/word/2024/wordml/sdtformatlock" xmlns:w16se="http://schemas.microsoft.com/office/word/2015/wordml/symex" mc:Ignorable="w14 w15 w16se w16cid w16 w16cex w16sdtdh w16sdtfl w16du">
+<w:styles xmlns:mc="http://schemas.openxmlformats.org/markup-compatibility/2006" xmlns:r="http://schemas.openxmlformats.org/officeDocument/2006/relationships" xmlns:w="http://schemas.openxmlformats.org/wordprocessingml/2006/main" xmlns:w14="http://schemas.microsoft.com/office/word/2010/wordml" xmlns:w15="http://schemas.microsoft.com/office/word/2012/wordml" xmlns:w16cex="http://schemas.microsoft.com/office/word/2018/wordml/cex" xmlns:w16cid="http://schemas.microsoft.com/office/word/2016/wordml/cid" xmlns:w16="http://schemas.microsoft.com/office/word/2018/wordml" xmlns:w16se="http://schemas.microsoft.com/office/word/2015/wordml/symex" mc:Ignorable="w14 w15 w16se w16cid w16 w16cex">
   <w:docDefaults>
     <w:rPrDefault>
       <w:rPr>
